--- a/resources/downloads/redevelopment-sgm-notice-sample.docx
+++ b/resources/downloads/redevelopment-sgm-notice-sample.docx
@@ -201,7 +201,7 @@
           <w:sz w:val="21"/>
           <w:szCs w:val="21"/>
         </w:rPr>
-        <w:t xml:space="preserve">Notice is hereby given that a Special General Body Meeting of the Society, for a redevelopment-related resolution, will be held as follows. This notice is issued not less than fourteen (14) clear days before the meeting, as required for redevelopment matters under Rule 106C-13(3)(i) of the Maharashtra Co-operative Societies Rules, 1961 (as inserted by the MCS (Amendment) Rules, 2026).</w:t>
+        <w:t xml:space="preserve">Notice is hereby given that a Special General Body Meeting of the Society, for a redevelopment-related resolution, will be held as follows. This notice is issued not less than fourteen (14) days before the meeting, as required for redevelopment matters under Rule 106C-13(3)(i) of the Maharashtra Co-operative Societies Rules, 1961 (as inserted by the MCS (Amendment) Rules, 2026).</w:t>
       </w:r>
     </w:p>
     <w:p>
@@ -441,7 +441,7 @@
           <w:sz w:val="21"/>
           <w:szCs w:val="21"/>
         </w:rPr>
-        <w:t xml:space="preserve">•  The resolution selecting the developer or contractor requires approval by 51% of the total members of the Society, including those attending via video conferencing.</w:t>
+        <w:t xml:space="preserve">•  Developer selection requires a majority of members, not less than 51% of total members, with written consent of at least 51% of total members. At least 51% of total members must attend in person; video-conferencing members count only towards quorum and majority beyond that.</w:t>
       </w:r>
     </w:p>
     <w:p>
